--- a/resources/intimation-template-2.docx
+++ b/resources/intimation-template-2.docx
@@ -589,16 +589,6 @@
           <w:szCs w:val="22"/>
           <w:lang w:val="en-US"/>
         </w:rPr>
-        <w:t xml:space="preserve"/>
-      </w:r>
-      <w:r>
-        <w:rPr>
-          <w:rFonts w:ascii="Book Antiqua" w:hAnsi="Book Antiqua"/>
-          <w:sz w:val="20"/>
-          <w:szCs w:val="22"/>
-          <w:lang w:val="en-US"/>
-        </w:rPr>
-        <w:br/>
         <w:t xml:space="preserve"/>
       </w:r>
     </w:p>
@@ -889,19 +879,6 @@
     <w:p>
       <w:pPr>
         <w:pStyle w:val="NoSpacing"/>
-        <w:ind w:firstLine="720"/>
-        <w:jc w:val="both"/>
-        <w:rPr>
-          <w:rFonts w:ascii="Times New Roman" w:hAnsi="Times New Roman"/>
-          <w:sz w:val="20"/>
-          <w:szCs w:val="20"/>
-          <w:lang w:val="en-US"/>
-        </w:rPr>
-      </w:pPr>
-    </w:p>
-    <w:p>
-      <w:pPr>
-        <w:pStyle w:val="NoSpacing"/>
         <w:jc w:val="center"/>
         <w:rPr>
           <w:rFonts w:ascii="Times New Roman" w:hAnsi="Times New Roman"/>
@@ -921,19 +898,6 @@
         </w:rPr>
         <w:t>@@@@</w:t>
       </w:r>
-    </w:p>
-    <w:p>
-      <w:pPr>
-        <w:pStyle w:val="NoSpacing"/>
-        <w:jc w:val="both"/>
-        <w:rPr>
-          <w:rFonts w:ascii="Times New Roman" w:hAnsi="Times New Roman"/>
-          <w:b/>
-          <w:sz w:val="20"/>
-          <w:szCs w:val="20"/>
-          <w:lang w:val="en-US"/>
-        </w:rPr>
-      </w:pPr>
     </w:p>
     <w:p>
       <w:pPr>
@@ -1004,18 +968,6 @@
     </w:p>
     <w:p>
       <w:pPr>
-        <w:pStyle w:val="NoSpacing"/>
-        <w:jc w:val="both"/>
-        <w:rPr>
-          <w:rFonts w:ascii="Times New Roman" w:hAnsi="Times New Roman"/>
-          <w:sz w:val="10"/>
-          <w:szCs w:val="10"/>
-          <w:lang w:val="en-US"/>
-        </w:rPr>
-      </w:pPr>
-    </w:p>
-    <w:p>
-      <w:pPr>
         <w:ind w:firstLine="720"/>
         <w:jc w:val="both"/>
         <w:rPr>
@@ -1030,18 +982,6 @@
         </w:rPr>
         <w:t xml:space="preserve">Hence, you are requested to attend this office with your uploaded document copies &amp; the following documents within a week for concluding the agreement. If you are not turned up to conclude the agreement within the time your name will be recommended for debar/block list as per 3 cited references. </w:t>
       </w:r>
-    </w:p>
-    <w:p>
-      <w:pPr>
-        <w:pStyle w:val="NoSpacing"/>
-        <w:jc w:val="both"/>
-        <w:rPr>
-          <w:rFonts w:ascii="Times New Roman" w:hAnsi="Times New Roman"/>
-          <w:sz w:val="12"/>
-          <w:szCs w:val="12"/>
-          <w:lang w:val="en-US"/>
-        </w:rPr>
-      </w:pPr>
     </w:p>
     <w:p>
       <w:pPr>
@@ -1225,19 +1165,6 @@
     </w:p>
     <w:p>
       <w:pPr>
-        <w:pStyle w:val="NoSpacing"/>
-        <w:ind w:left="1440"/>
-        <w:jc w:val="both"/>
-        <w:rPr>
-          <w:rFonts w:ascii="Times New Roman" w:hAnsi="Times New Roman"/>
-          <w:sz w:val="20"/>
-          <w:szCs w:val="20"/>
-          <w:lang w:val="en-US"/>
-        </w:rPr>
-      </w:pPr>
-    </w:p>
-    <w:p>
-      <w:pPr>
         <w:ind w:firstLine="720"/>
         <w:jc w:val="both"/>
         <w:rPr>
@@ -1251,175 +1178,6 @@
           <w:szCs w:val="22"/>
         </w:rPr>
         <w:t>The work should be started immediately after concluding agreement. Please note that, if you fail to conclude agreement within time, otherwise tender will be cancelled duly suspending the Registration for three years on e-procurement platform.</w:t>
-      </w:r>
-    </w:p>
-    <w:p>
-      <w:pPr>
-        <w:pStyle w:val="NoSpacing"/>
-        <w:jc w:val="both"/>
-        <w:rPr>
-          <w:rFonts w:ascii="Times New Roman" w:hAnsi="Times New Roman"/>
-          <w:sz w:val="20"/>
-          <w:szCs w:val="20"/>
-          <w:lang w:val="en-US"/>
-        </w:rPr>
-      </w:pPr>
-      <w:r>
-        <w:rPr>
-          <w:rFonts w:ascii="Times New Roman" w:hAnsi="Times New Roman"/>
-          <w:sz w:val="20"/>
-          <w:szCs w:val="20"/>
-          <w:lang w:val="en-US"/>
-        </w:rPr>
-        <w:tab/>
-      </w:r>
-      <w:r>
-        <w:rPr>
-          <w:rFonts w:ascii="Times New Roman" w:hAnsi="Times New Roman"/>
-          <w:sz w:val="20"/>
-          <w:szCs w:val="20"/>
-          <w:lang w:val="en-US"/>
-        </w:rPr>
-        <w:tab/>
-      </w:r>
-      <w:r>
-        <w:rPr>
-          <w:rFonts w:ascii="Times New Roman" w:hAnsi="Times New Roman"/>
-          <w:sz w:val="20"/>
-          <w:szCs w:val="20"/>
-          <w:lang w:val="en-US"/>
-        </w:rPr>
-        <w:tab/>
-      </w:r>
-      <w:r>
-        <w:rPr>
-          <w:rFonts w:ascii="Times New Roman" w:hAnsi="Times New Roman"/>
-          <w:sz w:val="20"/>
-          <w:szCs w:val="20"/>
-          <w:lang w:val="en-US"/>
-        </w:rPr>
-        <w:tab/>
-      </w:r>
-      <w:r>
-        <w:rPr>
-          <w:rFonts w:ascii="Times New Roman" w:hAnsi="Times New Roman"/>
-          <w:sz w:val="20"/>
-          <w:szCs w:val="20"/>
-          <w:lang w:val="en-US"/>
-        </w:rPr>
-        <w:tab/>
-      </w:r>
-      <w:r>
-        <w:rPr>
-          <w:rFonts w:ascii="Times New Roman" w:hAnsi="Times New Roman"/>
-          <w:sz w:val="20"/>
-          <w:szCs w:val="20"/>
-          <w:lang w:val="en-US"/>
-        </w:rPr>
-        <w:tab/>
-      </w:r>
-      <w:r>
-        <w:rPr>
-          <w:rFonts w:ascii="Times New Roman" w:hAnsi="Times New Roman"/>
-          <w:sz w:val="20"/>
-          <w:szCs w:val="20"/>
-          <w:lang w:val="en-US"/>
-        </w:rPr>
-        <w:tab/>
-      </w:r>
-      <w:r>
-        <w:rPr>
-          <w:rFonts w:ascii="Times New Roman" w:hAnsi="Times New Roman"/>
-          <w:sz w:val="20"/>
-          <w:szCs w:val="20"/>
-          <w:lang w:val="en-US"/>
-        </w:rPr>
-        <w:tab/>
-      </w:r>
-    </w:p>
-    <w:p>
-      <w:pPr>
-        <w:pStyle w:val="NoSpacing"/>
-        <w:jc w:val="both"/>
-        <w:rPr>
-          <w:rFonts w:ascii="Times New Roman" w:hAnsi="Times New Roman"/>
-          <w:sz w:val="20"/>
-          <w:szCs w:val="20"/>
-          <w:lang w:val="en-US"/>
-        </w:rPr>
-      </w:pPr>
-      <w:r>
-        <w:rPr>
-          <w:rFonts w:ascii="Times New Roman" w:hAnsi="Times New Roman"/>
-          <w:sz w:val="20"/>
-          <w:szCs w:val="20"/>
-          <w:lang w:val="en-US"/>
-        </w:rPr>
-        <w:tab/>
-      </w:r>
-      <w:r>
-        <w:rPr>
-          <w:rFonts w:ascii="Times New Roman" w:hAnsi="Times New Roman"/>
-          <w:sz w:val="20"/>
-          <w:szCs w:val="20"/>
-          <w:lang w:val="en-US"/>
-        </w:rPr>
-        <w:tab/>
-      </w:r>
-      <w:r>
-        <w:rPr>
-          <w:rFonts w:ascii="Times New Roman" w:hAnsi="Times New Roman"/>
-          <w:sz w:val="20"/>
-          <w:szCs w:val="20"/>
-          <w:lang w:val="en-US"/>
-        </w:rPr>
-        <w:tab/>
-      </w:r>
-      <w:r>
-        <w:rPr>
-          <w:rFonts w:ascii="Times New Roman" w:hAnsi="Times New Roman"/>
-          <w:sz w:val="20"/>
-          <w:szCs w:val="20"/>
-          <w:lang w:val="en-US"/>
-        </w:rPr>
-        <w:tab/>
-      </w:r>
-      <w:r>
-        <w:rPr>
-          <w:rFonts w:ascii="Times New Roman" w:hAnsi="Times New Roman"/>
-          <w:sz w:val="20"/>
-          <w:szCs w:val="20"/>
-          <w:lang w:val="en-US"/>
-        </w:rPr>
-        <w:tab/>
-      </w:r>
-      <w:r>
-        <w:rPr>
-          <w:rFonts w:ascii="Times New Roman" w:hAnsi="Times New Roman"/>
-          <w:sz w:val="20"/>
-          <w:szCs w:val="20"/>
-          <w:lang w:val="en-US"/>
-        </w:rPr>
-        <w:tab/>
-      </w:r>
-      <w:r>
-        <w:rPr>
-          <w:rFonts w:ascii="Times New Roman" w:hAnsi="Times New Roman"/>
-          <w:sz w:val="20"/>
-          <w:szCs w:val="20"/>
-          <w:lang w:val="en-US"/>
-        </w:rPr>
-        <w:tab/>
-      </w:r>
-      <w:r>
-        <w:rPr>
-          <w:rFonts w:ascii="Times New Roman" w:hAnsi="Times New Roman"/>
-          <w:sz w:val="20"/>
-          <w:szCs w:val="20"/>
-          <w:lang w:val="en-US"/>
-        </w:rPr>
-        <w:tab/>
-        <w:t xml:space="preserve">      </w:t>
       </w:r>
     </w:p>
     <w:p>
@@ -1501,19 +1259,6 @@
         </w:rPr>
         <w:t xml:space="preserve"/>
       </w:r>
-    </w:p>
-    <w:p>
-      <w:pPr>
-        <w:pStyle w:val="NoSpacing"/>
-        <w:jc w:val="both"/>
-        <w:rPr>
-          <w:rFonts w:ascii="Times New Roman" w:hAnsi="Times New Roman"/>
-          <w:b/>
-          <w:sz w:val="20"/>
-          <w:szCs w:val="20"/>
-          <w:lang w:val="en-US"/>
-        </w:rPr>
-      </w:pPr>
     </w:p>
     <w:p>
       <w:pPr>
@@ -1626,19 +1371,6 @@
         </w:rPr>
         <w:t xml:space="preserve"/>
       </w:r>
-    </w:p>
-    <w:p>
-      <w:pPr>
-        <w:pStyle w:val="NoSpacing"/>
-        <w:jc w:val="both"/>
-        <w:rPr>
-          <w:rFonts w:ascii="Times New Roman" w:hAnsi="Times New Roman"/>
-          <w:b/>
-          <w:sz w:val="20"/>
-          <w:szCs w:val="20"/>
-          <w:lang w:val="en-US"/>
-        </w:rPr>
-      </w:pPr>
     </w:p>
     <w:p/>
     <w:sectPr>

--- a/resources/intimation-template-2.docx
+++ b/resources/intimation-template-2.docx
@@ -1259,6 +1259,39 @@
         </w:rPr>
         <w:t xml:space="preserve"/>
       </w:r>
+    </w:p>
+    <w:p>
+      <w:pPr>
+        <w:pStyle w:val="NoSpacing"/>
+        <w:jc w:val="both"/>
+        <w:rPr>
+          <w:rFonts w:ascii="Times New Roman" w:hAnsi="Times New Roman"/>
+          <w:sz w:val="20"/>
+          <w:szCs w:val="20"/>
+        </w:rPr>
+      </w:pPr>
+    </w:p>
+    <w:p>
+      <w:pPr>
+        <w:pStyle w:val="NoSpacing"/>
+        <w:jc w:val="both"/>
+        <w:rPr>
+          <w:rFonts w:ascii="Times New Roman" w:hAnsi="Times New Roman"/>
+          <w:sz w:val="20"/>
+          <w:szCs w:val="20"/>
+        </w:rPr>
+      </w:pPr>
+    </w:p>
+    <w:p>
+      <w:pPr>
+        <w:pStyle w:val="NoSpacing"/>
+        <w:jc w:val="both"/>
+        <w:rPr>
+          <w:rFonts w:ascii="Times New Roman" w:hAnsi="Times New Roman"/>
+          <w:sz w:val="20"/>
+          <w:szCs w:val="20"/>
+        </w:rPr>
+      </w:pPr>
     </w:p>
     <w:p>
       <w:pPr>
